--- a/public/mbi806b/linear-regression/MBI806B-linear-regression-report-template.docx
+++ b/public/mbi806b/linear-regression/MBI806B-linear-regression-report-template.docx
@@ -146,7 +146,7 @@
           <w:sz w:val="20"/>
           <w:szCs w:val="20"/>
         </w:rPr>
-        <w:t xml:space="preserve">Delete the grey writing as you go and replace it with your own. Aim for 600 to 1,000 words, plus your screenshots. Every number in here should come from your own notebook, not from the lesson page. When you are done, save it as a PDF and send it to me in a Teams chat.</w:t>
+        <w:t xml:space="preserve">Delete the grey writing as you go and replace it with your own. Aim for 600 to 1,000 words, plus your screenshots. Every number in here should come from your own notebook, not from the lesson page. When you are done, save it as a PDF and post it as a reply to my lab announcement in Teams.</w:t>
       </w:r>
     </w:p>
     <w:p>
@@ -1937,7 +1937,7 @@
           <w:sz w:val="22"/>
           <w:szCs w:val="22"/>
         </w:rPr>
-        <w:t xml:space="preserve">☐  Sent to Yasas in a Teams chat</w:t>
+        <w:t xml:space="preserve">☐  Posted as a reply under the lab announcement post in Teams</w:t>
       </w:r>
     </w:p>
     <w:sectPr>

--- a/public/mbi806b/linear-regression/MBI806B-linear-regression-report-template.docx
+++ b/public/mbi806b/linear-regression/MBI806B-linear-regression-report-template.docx
@@ -146,7 +146,7 @@
           <w:sz w:val="20"/>
           <w:szCs w:val="20"/>
         </w:rPr>
-        <w:t xml:space="preserve">Delete the grey writing as you go and replace it with your own. Aim for 600 to 1,000 words, plus your screenshots. Every number in here should come from your own notebook, not from the lesson page. When you are done, save it as a PDF and post it as a reply to my lab announcement in Teams.</w:t>
+        <w:t xml:space="preserve">Delete the grey writing as you go and replace it with your own. Aim for 600 to 1,000 words, plus your screenshots. Every number in here should come from your own notebook, not from the lesson page. When you are done, save it as a PDF and post it as a reply to my lab announcement in Teams by Friday 9 October 2026, 11:59 pm (New Zealand time).</w:t>
       </w:r>
     </w:p>
     <w:p>
